--- a/tests/corpus/word-rules/E-table-style-not-allowed.docx
+++ b/tests/corpus/word-rules/E-table-style-not-allowed.docx
@@ -4,7 +4,7 @@
   <w:body>
     <w:p>
       <w:r>
-        <w:t xml:space="preserve">Case 01: the style Width2000 gives w:tblW 100 pt and a fixed layout</w:t>
+        <w:t xml:space="preserve">Case 01: the style Width2000 gives w:tblW 100 pt and a fixed layout; a grid of two 50 pt columns, each holding one word wider than 50 pt</w:t>
       </w:r>
     </w:p>
     <w:tbl>
@@ -12,21 +12,21 @@
         <w:tblStyle w:val="Width2000"/>
       </w:tblPr>
       <w:tblGrid>
-        <w:gridCol w:w="4513"/>
-        <w:gridCol w:w="4513"/>
+        <w:gridCol w:w="1000"/>
+        <w:gridCol w:w="1000"/>
       </w:tblGrid>
       <w:tr>
         <w:tc>
           <w:p>
             <w:r>
-              <w:t xml:space="preserve">short</w:t>
+              <w:t xml:space="preserve">Hamburgefontsiv</w:t>
             </w:r>
           </w:p>
         </w:tc>
         <w:tc>
           <w:p>
             <w:r>
-              <w:t xml:space="preserve">a cell with a longer text in it</w:t>
+              <w:t xml:space="preserve">Hamburgefontsiv</w:t>
             </w:r>
           </w:p>
         </w:tc>
@@ -43,21 +43,21 @@
         <w:tblStyle w:val="NoWidth"/>
       </w:tblPr>
       <w:tblGrid>
-        <w:gridCol w:w="4513"/>
-        <w:gridCol w:w="4513"/>
+        <w:gridCol w:w="1000"/>
+        <w:gridCol w:w="1000"/>
       </w:tblGrid>
       <w:tr>
         <w:tc>
           <w:p>
             <w:r>
-              <w:t xml:space="preserve">short</w:t>
+              <w:t xml:space="preserve">Hamburgefontsiv</w:t>
             </w:r>
           </w:p>
         </w:tc>
         <w:tc>
           <w:p>
             <w:r>
-              <w:t xml:space="preserve">a cell with a longer text in it</w:t>
+              <w:t xml:space="preserve">Hamburgefontsiv</w:t>
             </w:r>
           </w:p>
         </w:tc>

--- a/tests/corpus/word-rules/E-table-style-not-allowed.docx
+++ b/tests/corpus/word-rules/E-table-style-not-allowed.docx
@@ -4,7 +4,7 @@
   <w:body>
     <w:p>
       <w:r>
-        <w:t xml:space="preserve">Case 01: the style Width2000 gives w:tblW 100 pt and a fixed layout; a grid of two 50 pt columns, each holding one word wider than 50 pt</w:t>
+        <w:t xml:space="preserve">Case 01: the style Width2000 gives w:tblW 100 pt and a fixed layout; a grid of two 40 pt columns, each holding one word wider than 40 pt</w:t>
       </w:r>
     </w:p>
     <w:tbl>
@@ -12,8 +12,8 @@
         <w:tblStyle w:val="Width2000"/>
       </w:tblPr>
       <w:tblGrid>
-        <w:gridCol w:w="1000"/>
-        <w:gridCol w:w="1000"/>
+        <w:gridCol w:w="800"/>
+        <w:gridCol w:w="800"/>
       </w:tblGrid>
       <w:tr>
         <w:tc>
@@ -43,8 +43,8 @@
         <w:tblStyle w:val="NoWidth"/>
       </w:tblPr>
       <w:tblGrid>
-        <w:gridCol w:w="1000"/>
-        <w:gridCol w:w="1000"/>
+        <w:gridCol w:w="800"/>
+        <w:gridCol w:w="800"/>
       </w:tblGrid>
       <w:tr>
         <w:tc>

--- a/tests/corpus/word-rules/E-table-style-not-allowed.docx
+++ b/tests/corpus/word-rules/E-table-style-not-allowed.docx
@@ -41,6 +41,68 @@
     <w:tbl>
       <w:tblPr>
         <w:tblStyle w:val="NoWidth"/>
+      </w:tblPr>
+      <w:tblGrid>
+        <w:gridCol w:w="800"/>
+        <w:gridCol w:w="800"/>
+      </w:tblGrid>
+      <w:tr>
+        <w:tc>
+          <w:p>
+            <w:r>
+              <w:t xml:space="preserve">Hamburgefontsiv</w:t>
+            </w:r>
+          </w:p>
+        </w:tc>
+        <w:tc>
+          <w:p>
+            <w:r>
+              <w:t xml:space="preserve">Hamburgefontsiv</w:t>
+            </w:r>
+          </w:p>
+        </w:tc>
+      </w:tr>
+    </w:tbl>
+    <w:p/>
+    <w:p>
+      <w:r>
+        <w:t xml:space="preserve">Case 03: the style Width5000 gives only w:tblW 250 pt, otherwise the same</w:t>
+      </w:r>
+    </w:p>
+    <w:tbl>
+      <w:tblPr>
+        <w:tblStyle w:val="Width5000"/>
+      </w:tblPr>
+      <w:tblGrid>
+        <w:gridCol w:w="800"/>
+        <w:gridCol w:w="800"/>
+      </w:tblGrid>
+      <w:tr>
+        <w:tc>
+          <w:p>
+            <w:r>
+              <w:t xml:space="preserve">Hamburgefontsiv</w:t>
+            </w:r>
+          </w:p>
+        </w:tc>
+        <w:tc>
+          <w:p>
+            <w:r>
+              <w:t xml:space="preserve">Hamburgefontsiv</w:t>
+            </w:r>
+          </w:p>
+        </w:tc>
+      </w:tr>
+    </w:tbl>
+    <w:p/>
+    <w:p>
+      <w:r>
+        <w:t xml:space="preserve">Case 04: the style FixedOnly gives only a fixed layout, otherwise the same</w:t>
+      </w:r>
+    </w:p>
+    <w:tbl>
+      <w:tblPr>
+        <w:tblStyle w:val="FixedOnly"/>
       </w:tblPr>
       <w:tblGrid>
         <w:gridCol w:w="800"/>
@@ -153,5 +215,35 @@
       </w:tblBorders>
     </w:tblPr>
   </w:style>
+  <w:style w:type="table" w:customStyle="1" w:styleId="Width5000">
+    <w:name w:val="Width5000"/>
+    <w:basedOn w:val="TableNormal"/>
+    <w:tblPr>
+      <w:tblW w:w="5000" w:type="dxa"/>
+      <w:tblBorders>
+        <w:top w:val="single" w:sz="4" w:space="0" w:color="000000"/>
+        <w:left w:val="single" w:sz="4" w:space="0" w:color="000000"/>
+        <w:bottom w:val="single" w:sz="4" w:space="0" w:color="000000"/>
+        <w:right w:val="single" w:sz="4" w:space="0" w:color="000000"/>
+        <w:insideH w:val="single" w:sz="4" w:space="0" w:color="000000"/>
+        <w:insideV w:val="single" w:sz="4" w:space="0" w:color="000000"/>
+      </w:tblBorders>
+    </w:tblPr>
+  </w:style>
+  <w:style w:type="table" w:customStyle="1" w:styleId="FixedOnly">
+    <w:name w:val="FixedOnly"/>
+    <w:basedOn w:val="TableNormal"/>
+    <w:tblPr>
+      <w:tblBorders>
+        <w:top w:val="single" w:sz="4" w:space="0" w:color="000000"/>
+        <w:left w:val="single" w:sz="4" w:space="0" w:color="000000"/>
+        <w:bottom w:val="single" w:sz="4" w:space="0" w:color="000000"/>
+        <w:right w:val="single" w:sz="4" w:space="0" w:color="000000"/>
+        <w:insideH w:val="single" w:sz="4" w:space="0" w:color="000000"/>
+        <w:insideV w:val="single" w:sz="4" w:space="0" w:color="000000"/>
+      </w:tblBorders>
+      <w:tblLayout w:type="fixed"/>
+    </w:tblPr>
+  </w:style>
 </w:styles>
 </file>